--- a/Raport_TP2_CNN_BOUSSOURA_Laeticia.pdf.docx
+++ b/Raport_TP2_CNN_BOUSSOURA_Laeticia.pdf.docx
@@ -917,13 +917,7 @@
         <w:rPr>
           <w:rFonts w:ascii="Arial" w:eastAsia="Calibri" w:hAnsi="Arial" w:cs="Arial"/>
         </w:rPr>
-        <w:t xml:space="preserve"> </w:t>
-      </w:r>
-      <w:r>
-        <w:rPr>
-          <w:rFonts w:ascii="Arial" w:eastAsia="Calibri" w:hAnsi="Arial" w:cs="Arial"/>
-        </w:rPr>
-        <w:t xml:space="preserve">(figure ResNet-18 — Fine-tuning (full network, </w:t>
+        <w:t xml:space="preserve"> (figure ResNet-18 — Fine-tuning (full network, </w:t>
       </w:r>
       <w:proofErr w:type="spellStart"/>
       <w:r>
@@ -937,13 +931,7 @@
         <w:rPr>
           <w:rFonts w:ascii="Arial" w:eastAsia="Calibri" w:hAnsi="Arial" w:cs="Arial"/>
         </w:rPr>
-        <w:t>=1e-4))</w:t>
-      </w:r>
-      <w:r>
-        <w:rPr>
-          <w:rFonts w:ascii="Arial" w:eastAsia="Calibri" w:hAnsi="Arial" w:cs="Arial"/>
-        </w:rPr>
-        <w:t xml:space="preserve">. </w:t>
+        <w:t xml:space="preserve">=1e-4)). </w:t>
       </w:r>
       <w:r>
         <w:rPr>
@@ -2215,13 +2203,7 @@
         <w:rPr>
           <w:rFonts w:ascii="Arial" w:eastAsia="Calibri" w:hAnsi="Arial" w:cs="Arial"/>
         </w:rPr>
-        <w:t xml:space="preserve"> </w:t>
-      </w:r>
-      <w:r>
-        <w:rPr>
-          <w:rFonts w:ascii="Arial" w:eastAsia="Calibri" w:hAnsi="Arial" w:cs="Arial"/>
-        </w:rPr>
-        <w:t xml:space="preserve">(figure All Five </w:t>
+        <w:t xml:space="preserve"> (figure All Five </w:t>
       </w:r>
       <w:proofErr w:type="spellStart"/>
       <w:r>
@@ -2420,18 +2402,6 @@
     </w:p>
     <w:p>
       <w:pPr>
-        <w:spacing w:before="140" w:after="60"/>
-        <w:jc w:val="both"/>
-        <w:rPr>
-          <w:rFonts w:ascii="Arial" w:eastAsia="Calibri" w:hAnsi="Arial" w:cs="Arial"/>
-          <w:b/>
-          <w:bCs/>
-          <w:color w:val="002060"/>
-        </w:rPr>
-      </w:pPr>
-    </w:p>
-    <w:p>
-      <w:pPr>
         <w:spacing w:after="80" w:line="264" w:lineRule="auto"/>
         <w:jc w:val="both"/>
         <w:rPr>
@@ -2498,13 +2468,18 @@
         <w:rPr>
           <w:rFonts w:ascii="Arial" w:hAnsi="Arial" w:cs="Arial"/>
         </w:rPr>
-        <w:t xml:space="preserve">. Cela confirme que les </w:t>
+        <w:t>. Cela confirme que les</w:t>
       </w:r>
       <w:r>
         <w:rPr>
           <w:rFonts w:ascii="Arial" w:hAnsi="Arial" w:cs="Arial"/>
         </w:rPr>
-        <w:lastRenderedPageBreak/>
+        <w:t xml:space="preserve"> </w:t>
+      </w:r>
+      <w:r>
+        <w:rPr>
+          <w:rFonts w:ascii="Arial" w:hAnsi="Arial" w:cs="Arial"/>
+        </w:rPr>
         <w:t xml:space="preserve">premières couches détectent des </w:t>
       </w:r>
       <w:proofErr w:type="spellStart"/>
@@ -4166,6 +4141,7 @@
   <w:style w:type="character" w:default="1" w:styleId="Policepardfaut">
     <w:name w:val="Default Paragraph Font"/>
     <w:uiPriority w:val="1"/>
+    <w:semiHidden/>
     <w:unhideWhenUsed/>
   </w:style>
   <w:style w:type="table" w:default="1" w:styleId="TableauNormal">

--- a/Raport_TP2_CNN_BOUSSOURA_Laeticia.pdf.docx
+++ b/Raport_TP2_CNN_BOUSSOURA_Laeticia.pdf.docx
@@ -26,16 +26,6 @@
         </w:rPr>
         <w:t>Rapport TP2 : CNN et Transfer Learning</w:t>
       </w:r>
-    </w:p>
-    <w:p>
-      <w:pPr>
-        <w:spacing w:after="60"/>
-        <w:jc w:val="both"/>
-        <w:rPr>
-          <w:rFonts w:ascii="Arial" w:hAnsi="Arial" w:cs="Arial"/>
-          <w:color w:val="002060"/>
-        </w:rPr>
-      </w:pPr>
     </w:p>
     <w:p>
       <w:pPr>
